--- a/โครงการพัฒนาระบบคำนวณและตรวจสอบขนาดยาเคมีบำบัด.docx
+++ b/โครงการพัฒนาระบบคำนวณและตรวจสอบขนาดยาเคมีบำบัด.docx
@@ -1,6 +1,6 @@
 
 <file path=word/document.xml><?xml version="1.0" encoding="utf-8"?>
-<w:document xmlns:wpc="http://schemas.microsoft.com/office/word/2010/wordprocessingCanvas" xmlns:cx="http://schemas.microsoft.com/office/drawing/2014/chartex" xmlns:cx1="http://schemas.microsoft.com/office/drawing/2015/9/8/chartex" xmlns:cx2="http://schemas.microsoft.com/office/drawing/2015/10/21/chartex" xmlns:cx3="http://schemas.microsoft.com/office/drawing/2016/5/9/chartex" xmlns:cx4="http://schemas.microsoft.com/office/drawing/2016/5/10/chartex" xmlns:cx5="http://schemas.microsoft.com/office/drawing/2016/5/11/chartex" xmlns:cx6="http://schemas.microsoft.com/office/drawing/2016/5/12/chartex" xmlns:cx7="http://schemas.microsoft.com/office/drawing/2016/5/13/chartex" xmlns:cx8="http://schemas.microsoft.com/office/drawing/2016/5/14/chartex" xmlns:mc="http://schemas.openxmlformats.org/markup-compatibility/2006" xmlns:aink="http://schemas.microsoft.com/office/drawing/2016/ink" xmlns:am3d="http://schemas.microsoft.com/office/drawing/2017/model3d" xmlns:o="urn:schemas-microsoft-com:office:office" xmlns:oel="http://schemas.microsoft.com/office/2019/extlst" xmlns:r="http://schemas.openxmlformats.org/officeDocument/2006/relationships" xmlns:m="http://schemas.openxmlformats.org/officeDocument/2006/math" xmlns:v="urn:schemas-microsoft-com:vml" xmlns:wp14="http://schemas.microsoft.com/office/word/2010/wordprocessingDrawing" xmlns:wp="http://schemas.openxmlformats.org/drawingml/2006/wordprocessingDrawing" xmlns:w10="urn:schemas-microsoft-com:office:word" xmlns:w="http://schemas.openxmlformats.org/wordprocessingml/2006/main" xmlns:w14="http://schemas.microsoft.com/office/word/2010/wordml" xmlns:w15="http://schemas.microsoft.com/office/word/2012/wordml" xmlns:w16cex="http://schemas.microsoft.com/office/word/2018/wordml/cex" xmlns:w16cid="http://schemas.microsoft.com/office/word/2016/wordml/cid" xmlns:w16="http://schemas.microsoft.com/office/word/2018/wordml" xmlns:w16du="http://schemas.microsoft.com/office/word/2023/wordml/word16du" xmlns:w16sdtdh="http://schemas.microsoft.com/office/word/2020/wordml/sdtdatahash" xmlns:w16sdtfl="http://schemas.microsoft.com/office/word/2024/wordml/sdtformatlock" xmlns:w16se="http://schemas.microsoft.com/office/word/2015/wordml/symex" xmlns:wpg="http://schemas.microsoft.com/office/word/2010/wordprocessingGroup" xmlns:wpi="http://schemas.microsoft.com/office/word/2010/wordprocessingInk" xmlns:wne="http://schemas.microsoft.com/office/word/2006/wordml" xmlns:wps="http://schemas.microsoft.com/office/word/2010/wordprocessingShape" mc:Ignorable="w14 w15 w16se w16cid w16 w16cex w16sdtdh w16sdtfl w16du wp14">
+<w:document xmlns:wpc="http://schemas.microsoft.com/office/word/2010/wordprocessingCanvas" xmlns:cx="http://schemas.microsoft.com/office/drawing/2014/chartex" xmlns:cx1="http://schemas.microsoft.com/office/drawing/2015/9/8/chartex" xmlns:cx2="http://schemas.microsoft.com/office/drawing/2015/10/21/chartex" xmlns:cx3="http://schemas.microsoft.com/office/drawing/2016/5/9/chartex" xmlns:cx4="http://schemas.microsoft.com/office/drawing/2016/5/10/chartex" xmlns:cx5="http://schemas.microsoft.com/office/drawing/2016/5/11/chartex" xmlns:cx6="http://schemas.microsoft.com/office/drawing/2016/5/12/chartex" xmlns:cx7="http://schemas.microsoft.com/office/drawing/2016/5/13/chartex" xmlns:cx8="http://schemas.microsoft.com/office/drawing/2016/5/14/chartex" xmlns:mc="http://schemas.openxmlformats.org/markup-compatibility/2006" xmlns:aink="http://schemas.microsoft.com/office/drawing/2016/ink" xmlns:am3d="http://schemas.microsoft.com/office/drawing/2017/model3d" xmlns:o="urn:schemas-microsoft-com:office:office" xmlns:oel="http://schemas.microsoft.com/office/2019/extlst" xmlns:r="http://schemas.openxmlformats.org/officeDocument/2006/relationships" xmlns:m="http://schemas.openxmlformats.org/officeDocument/2006/math" xmlns:v="urn:schemas-microsoft-com:vml" xmlns:wp14="http://schemas.microsoft.com/office/word/2010/wordprocessingDrawing" xmlns:wp="http://schemas.openxmlformats.org/drawingml/2006/wordprocessingDrawing" xmlns:w10="urn:schemas-microsoft-com:office:word" xmlns:w="http://schemas.openxmlformats.org/wordprocessingml/2006/main" xmlns:w14="http://schemas.microsoft.com/office/word/2010/wordml" xmlns:w15="http://schemas.microsoft.com/office/word/2012/wordml" xmlns:w16cei="http://schemas.microsoft.com/office/word/2026/wordml/cei" xmlns:w16cex="http://schemas.microsoft.com/office/word/2018/wordml/cex" xmlns:w16cid="http://schemas.microsoft.com/office/word/2016/wordml/cid" xmlns:w16="http://schemas.microsoft.com/office/word/2018/wordml" xmlns:w16du="http://schemas.microsoft.com/office/word/2023/wordml/word16du" xmlns:w16sdtdh="http://schemas.microsoft.com/office/word/2020/wordml/sdtdatahash" xmlns:w16sdtfl="http://schemas.microsoft.com/office/word/2024/wordml/sdtformatlock" xmlns:w16se="http://schemas.microsoft.com/office/word/2015/wordml/symex" xmlns:wpg="http://schemas.microsoft.com/office/word/2010/wordprocessingGroup" xmlns:wpi="http://schemas.microsoft.com/office/word/2010/wordprocessingInk" xmlns:wne="http://schemas.microsoft.com/office/word/2006/wordml" xmlns:wps="http://schemas.microsoft.com/office/word/2010/wordprocessingShape" mc:Ignorable="w14 w15 w16se w16cid w16 w16cex w16sdtdh w16sdtfl w16du wp14">
   <w:body>
     <w:p>
       <w:pPr>
@@ -27,6 +27,210 @@
     </w:p>
     <w:p>
       <w:pPr>
+        <w:jc w:val="center"/>
+        <w:rPr>
+          <w:rFonts w:ascii="TH SarabunPSK" w:hAnsi="TH SarabunPSK" w:cs="TH SarabunPSK"/>
+          <w:b/>
+          <w:bCs/>
+          <w:sz w:val="36"/>
+          <w:szCs w:val="36"/>
+        </w:rPr>
+      </w:pPr>
+    </w:p>
+    <w:p>
+      <w:pPr>
+        <w:jc w:val="center"/>
+        <w:rPr>
+          <w:rFonts w:ascii="TH SarabunPSK" w:hAnsi="TH SarabunPSK" w:cs="TH SarabunPSK"/>
+          <w:b/>
+          <w:bCs/>
+          <w:sz w:val="36"/>
+          <w:szCs w:val="36"/>
+        </w:rPr>
+      </w:pPr>
+    </w:p>
+    <w:p>
+      <w:pPr>
+        <w:jc w:val="center"/>
+        <w:rPr>
+          <w:rFonts w:ascii="TH SarabunPSK" w:hAnsi="TH SarabunPSK" w:cs="TH SarabunPSK"/>
+          <w:b/>
+          <w:bCs/>
+          <w:sz w:val="36"/>
+          <w:szCs w:val="36"/>
+        </w:rPr>
+      </w:pPr>
+    </w:p>
+    <w:p>
+      <w:pPr>
+        <w:jc w:val="center"/>
+        <w:rPr>
+          <w:rFonts w:ascii="TH SarabunPSK" w:hAnsi="TH SarabunPSK" w:cs="TH SarabunPSK"/>
+          <w:b/>
+          <w:bCs/>
+          <w:sz w:val="36"/>
+          <w:szCs w:val="36"/>
+        </w:rPr>
+      </w:pPr>
+    </w:p>
+    <w:p>
+      <w:pPr>
+        <w:jc w:val="center"/>
+        <w:rPr>
+          <w:rFonts w:ascii="TH SarabunPSK" w:hAnsi="TH SarabunPSK" w:cs="TH SarabunPSK"/>
+          <w:b/>
+          <w:bCs/>
+          <w:sz w:val="36"/>
+          <w:szCs w:val="36"/>
+        </w:rPr>
+      </w:pPr>
+    </w:p>
+    <w:p>
+      <w:pPr>
+        <w:jc w:val="center"/>
+        <w:rPr>
+          <w:rFonts w:ascii="TH SarabunPSK" w:hAnsi="TH SarabunPSK" w:cs="TH SarabunPSK"/>
+          <w:b/>
+          <w:bCs/>
+          <w:sz w:val="36"/>
+          <w:szCs w:val="36"/>
+        </w:rPr>
+      </w:pPr>
+    </w:p>
+    <w:p>
+      <w:pPr>
+        <w:jc w:val="center"/>
+        <w:rPr>
+          <w:rFonts w:ascii="TH SarabunPSK" w:hAnsi="TH SarabunPSK" w:cs="TH SarabunPSK"/>
+          <w:b/>
+          <w:bCs/>
+          <w:sz w:val="36"/>
+          <w:szCs w:val="36"/>
+        </w:rPr>
+      </w:pPr>
+    </w:p>
+    <w:p>
+      <w:pPr>
+        <w:jc w:val="center"/>
+        <w:rPr>
+          <w:rFonts w:ascii="TH SarabunPSK" w:hAnsi="TH SarabunPSK" w:cs="TH SarabunPSK"/>
+          <w:b/>
+          <w:bCs/>
+          <w:sz w:val="36"/>
+          <w:szCs w:val="36"/>
+        </w:rPr>
+      </w:pPr>
+    </w:p>
+    <w:p>
+      <w:pPr>
+        <w:jc w:val="center"/>
+        <w:rPr>
+          <w:rFonts w:ascii="TH SarabunPSK" w:hAnsi="TH SarabunPSK" w:cs="TH SarabunPSK"/>
+          <w:b/>
+          <w:bCs/>
+          <w:sz w:val="36"/>
+          <w:szCs w:val="36"/>
+        </w:rPr>
+      </w:pPr>
+    </w:p>
+    <w:p>
+      <w:pPr>
+        <w:jc w:val="center"/>
+        <w:rPr>
+          <w:rFonts w:ascii="TH SarabunPSK" w:hAnsi="TH SarabunPSK" w:cs="TH SarabunPSK"/>
+          <w:b/>
+          <w:bCs/>
+          <w:sz w:val="36"/>
+          <w:szCs w:val="36"/>
+        </w:rPr>
+      </w:pPr>
+    </w:p>
+    <w:p>
+      <w:pPr>
+        <w:jc w:val="center"/>
+        <w:rPr>
+          <w:rFonts w:ascii="TH SarabunPSK" w:hAnsi="TH SarabunPSK" w:cs="TH SarabunPSK"/>
+          <w:b/>
+          <w:bCs/>
+          <w:sz w:val="36"/>
+          <w:szCs w:val="36"/>
+        </w:rPr>
+      </w:pPr>
+    </w:p>
+    <w:p>
+      <w:pPr>
+        <w:jc w:val="center"/>
+        <w:rPr>
+          <w:rFonts w:ascii="TH SarabunPSK" w:hAnsi="TH SarabunPSK" w:cs="TH SarabunPSK"/>
+          <w:b/>
+          <w:bCs/>
+          <w:sz w:val="36"/>
+          <w:szCs w:val="36"/>
+        </w:rPr>
+      </w:pPr>
+    </w:p>
+    <w:p>
+      <w:pPr>
+        <w:jc w:val="center"/>
+        <w:rPr>
+          <w:rFonts w:ascii="TH SarabunPSK" w:hAnsi="TH SarabunPSK" w:cs="TH SarabunPSK"/>
+          <w:b/>
+          <w:bCs/>
+          <w:sz w:val="36"/>
+          <w:szCs w:val="36"/>
+        </w:rPr>
+      </w:pPr>
+    </w:p>
+    <w:p>
+      <w:pPr>
+        <w:jc w:val="center"/>
+        <w:rPr>
+          <w:rFonts w:ascii="TH SarabunPSK" w:hAnsi="TH SarabunPSK" w:cs="TH SarabunPSK"/>
+          <w:b/>
+          <w:bCs/>
+          <w:sz w:val="36"/>
+          <w:szCs w:val="36"/>
+        </w:rPr>
+      </w:pPr>
+    </w:p>
+    <w:p>
+      <w:pPr>
+        <w:jc w:val="center"/>
+        <w:rPr>
+          <w:rFonts w:ascii="TH SarabunPSK" w:hAnsi="TH SarabunPSK" w:cs="TH SarabunPSK"/>
+          <w:b/>
+          <w:bCs/>
+          <w:sz w:val="36"/>
+          <w:szCs w:val="36"/>
+        </w:rPr>
+      </w:pPr>
+    </w:p>
+    <w:p>
+      <w:pPr>
+        <w:jc w:val="center"/>
+        <w:rPr>
+          <w:rFonts w:ascii="TH SarabunPSK" w:hAnsi="TH SarabunPSK" w:cs="TH SarabunPSK"/>
+          <w:b/>
+          <w:bCs/>
+          <w:sz w:val="36"/>
+          <w:szCs w:val="36"/>
+        </w:rPr>
+      </w:pPr>
+    </w:p>
+    <w:p>
+      <w:pPr>
+        <w:jc w:val="center"/>
+        <w:rPr>
+          <w:rFonts w:ascii="TH SarabunPSK" w:hAnsi="TH SarabunPSK" w:cs="TH SarabunPSK"/>
+          <w:b/>
+          <w:bCs/>
+          <w:sz w:val="36"/>
+          <w:szCs w:val="36"/>
+        </w:rPr>
+      </w:pPr>
+    </w:p>
+    <w:p>
+      <w:pPr>
         <w:pStyle w:val="ListParagraph"/>
         <w:numPr>
           <w:ilvl w:val="0"/>
@@ -49,6 +253,7 @@
           <w:szCs w:val="36"/>
           <w:cs/>
         </w:rPr>
+        <w:lastRenderedPageBreak/>
         <w:t>หลักการและเหตุผล</w:t>
       </w:r>
     </w:p>
@@ -458,6 +663,18 @@
         </w:rPr>
         <w:t>เพิ่มความแม่นยำในการทำงานของเภสัช</w:t>
       </w:r>
+    </w:p>
+    <w:p>
+      <w:pPr>
+        <w:spacing w:line="240" w:lineRule="auto"/>
+        <w:ind w:firstLine="360"/>
+        <w:jc w:val="thaiDistribute"/>
+        <w:rPr>
+          <w:rFonts w:ascii="TH SarabunPSK" w:hAnsi="TH SarabunPSK" w:cs="TH SarabunPSK"/>
+          <w:sz w:val="32"/>
+          <w:szCs w:val="32"/>
+        </w:rPr>
+      </w:pPr>
     </w:p>
     <w:p>
       <w:pPr>
@@ -899,7 +1116,7 @@
       <w:pPr>
         <w:pStyle w:val="ListParagraph"/>
         <w:rPr>
-          <w:rFonts w:ascii="TH SarabunPSK" w:hAnsi="TH SarabunPSK" w:cs="TH SarabunPSK" w:hint="cs"/>
+          <w:rFonts w:ascii="TH SarabunPSK" w:hAnsi="TH SarabunPSK" w:cs="TH SarabunPSK"/>
           <w:sz w:val="32"/>
           <w:szCs w:val="32"/>
         </w:rPr>
@@ -909,7 +1126,7 @@
       <w:pPr>
         <w:pStyle w:val="ListParagraph"/>
         <w:rPr>
-          <w:rFonts w:ascii="TH SarabunPSK" w:hAnsi="TH SarabunPSK" w:cs="TH SarabunPSK" w:hint="cs"/>
+          <w:rFonts w:ascii="TH SarabunPSK" w:hAnsi="TH SarabunPSK" w:cs="TH SarabunPSK"/>
           <w:sz w:val="32"/>
           <w:szCs w:val="32"/>
         </w:rPr>
@@ -919,7 +1136,7 @@
       <w:pPr>
         <w:pStyle w:val="ListParagraph"/>
         <w:rPr>
-          <w:rFonts w:ascii="TH SarabunPSK" w:hAnsi="TH SarabunPSK" w:cs="TH SarabunPSK" w:hint="cs"/>
+          <w:rFonts w:ascii="TH SarabunPSK" w:hAnsi="TH SarabunPSK" w:cs="TH SarabunPSK"/>
           <w:sz w:val="32"/>
           <w:szCs w:val="32"/>
         </w:rPr>
@@ -929,7 +1146,7 @@
       <w:pPr>
         <w:pStyle w:val="ListParagraph"/>
         <w:rPr>
-          <w:rFonts w:ascii="TH SarabunPSK" w:hAnsi="TH SarabunPSK" w:cs="TH SarabunPSK" w:hint="cs"/>
+          <w:rFonts w:ascii="TH SarabunPSK" w:hAnsi="TH SarabunPSK" w:cs="TH SarabunPSK"/>
           <w:sz w:val="32"/>
           <w:szCs w:val="32"/>
         </w:rPr>
@@ -939,7 +1156,7 @@
       <w:pPr>
         <w:pStyle w:val="ListParagraph"/>
         <w:rPr>
-          <w:rFonts w:ascii="TH SarabunPSK" w:hAnsi="TH SarabunPSK" w:cs="TH SarabunPSK" w:hint="cs"/>
+          <w:rFonts w:ascii="TH SarabunPSK" w:hAnsi="TH SarabunPSK" w:cs="TH SarabunPSK"/>
           <w:sz w:val="32"/>
           <w:szCs w:val="32"/>
         </w:rPr>
@@ -949,34 +1166,34 @@
       <w:pPr>
         <w:pStyle w:val="ListParagraph"/>
         <w:rPr>
-          <w:rFonts w:ascii="TH SarabunPSK" w:hAnsi="TH SarabunPSK" w:cs="TH SarabunPSK" w:hint="cs"/>
-          <w:sz w:val="32"/>
-          <w:szCs w:val="32"/>
-        </w:rPr>
-      </w:pPr>
-    </w:p>
-    <w:p>
-      <w:pPr>
-        <w:rPr>
-          <w:rFonts w:ascii="TH SarabunPSK" w:hAnsi="TH SarabunPSK" w:cs="TH SarabunPSK"/>
-          <w:sz w:val="32"/>
-          <w:szCs w:val="32"/>
-        </w:rPr>
-      </w:pPr>
-    </w:p>
-    <w:p>
-      <w:pPr>
-        <w:rPr>
-          <w:rFonts w:ascii="TH SarabunPSK" w:hAnsi="TH SarabunPSK" w:cs="TH SarabunPSK"/>
-          <w:sz w:val="32"/>
-          <w:szCs w:val="32"/>
-        </w:rPr>
-      </w:pPr>
-    </w:p>
-    <w:p>
-      <w:pPr>
-        <w:rPr>
-          <w:rFonts w:ascii="TH SarabunPSK" w:hAnsi="TH SarabunPSK" w:cs="TH SarabunPSK" w:hint="cs"/>
+          <w:rFonts w:ascii="TH SarabunPSK" w:hAnsi="TH SarabunPSK" w:cs="TH SarabunPSK"/>
+          <w:sz w:val="32"/>
+          <w:szCs w:val="32"/>
+        </w:rPr>
+      </w:pPr>
+    </w:p>
+    <w:p>
+      <w:pPr>
+        <w:rPr>
+          <w:rFonts w:ascii="TH SarabunPSK" w:hAnsi="TH SarabunPSK" w:cs="TH SarabunPSK"/>
+          <w:sz w:val="32"/>
+          <w:szCs w:val="32"/>
+        </w:rPr>
+      </w:pPr>
+    </w:p>
+    <w:p>
+      <w:pPr>
+        <w:rPr>
+          <w:rFonts w:ascii="TH SarabunPSK" w:hAnsi="TH SarabunPSK" w:cs="TH SarabunPSK"/>
+          <w:sz w:val="32"/>
+          <w:szCs w:val="32"/>
+        </w:rPr>
+      </w:pPr>
+    </w:p>
+    <w:p>
+      <w:pPr>
+        <w:rPr>
+          <w:rFonts w:ascii="TH SarabunPSK" w:hAnsi="TH SarabunPSK" w:cs="TH SarabunPSK"/>
           <w:sz w:val="32"/>
           <w:szCs w:val="32"/>
         </w:rPr>
@@ -990,7 +1207,7 @@
           <w:numId w:val="20"/>
         </w:numPr>
         <w:rPr>
-          <w:rFonts w:ascii="TH SarabunPSK" w:hAnsi="TH SarabunPSK" w:cs="TH SarabunPSK" w:hint="cs"/>
+          <w:rFonts w:ascii="TH SarabunPSK" w:hAnsi="TH SarabunPSK" w:cs="TH SarabunPSK"/>
           <w:sz w:val="32"/>
           <w:szCs w:val="32"/>
         </w:rPr>
@@ -1022,7 +1239,7 @@
       <w:pPr>
         <w:ind w:firstLine="720"/>
         <w:rPr>
-          <w:rFonts w:ascii="TH SarabunPSK" w:hAnsi="TH SarabunPSK" w:cs="TH SarabunPSK" w:hint="cs"/>
+          <w:rFonts w:ascii="TH SarabunPSK" w:hAnsi="TH SarabunPSK" w:cs="TH SarabunPSK"/>
           <w:sz w:val="32"/>
           <w:szCs w:val="32"/>
         </w:rPr>
@@ -1342,7 +1559,7 @@
           <w:numId w:val="20"/>
         </w:numPr>
         <w:rPr>
-          <w:rFonts w:ascii="TH SarabunPSK" w:hAnsi="TH SarabunPSK" w:cs="TH SarabunPSK" w:hint="cs"/>
+          <w:rFonts w:ascii="TH SarabunPSK" w:hAnsi="TH SarabunPSK" w:cs="TH SarabunPSK"/>
           <w:b/>
           <w:bCs/>
           <w:sz w:val="32"/>
@@ -1775,7 +1992,7 @@
         <w:pStyle w:val="ListParagraph"/>
         <w:ind w:left="1080"/>
         <w:rPr>
-          <w:rFonts w:ascii="TH SarabunPSK" w:hAnsi="TH SarabunPSK" w:cs="TH SarabunPSK" w:hint="cs"/>
+          <w:rFonts w:ascii="TH SarabunPSK" w:hAnsi="TH SarabunPSK" w:cs="TH SarabunPSK"/>
           <w:sz w:val="32"/>
           <w:szCs w:val="32"/>
         </w:rPr>
@@ -1786,7 +2003,7 @@
         <w:pStyle w:val="ListParagraph"/>
         <w:ind w:left="1080"/>
         <w:rPr>
-          <w:rFonts w:ascii="TH SarabunPSK" w:hAnsi="TH SarabunPSK" w:cs="TH SarabunPSK" w:hint="cs"/>
+          <w:rFonts w:ascii="TH SarabunPSK" w:hAnsi="TH SarabunPSK" w:cs="TH SarabunPSK"/>
           <w:sz w:val="32"/>
           <w:szCs w:val="32"/>
         </w:rPr>
@@ -2219,7 +2436,7 @@
           <w:numId w:val="8"/>
         </w:numPr>
         <w:rPr>
-          <w:rFonts w:ascii="TH SarabunPSK" w:hAnsi="TH SarabunPSK" w:cs="TH SarabunPSK" w:hint="cs"/>
+          <w:rFonts w:ascii="TH SarabunPSK" w:hAnsi="TH SarabunPSK" w:cs="TH SarabunPSK"/>
           <w:sz w:val="32"/>
           <w:szCs w:val="32"/>
         </w:rPr>
@@ -2361,7 +2578,7 @@
         <w:spacing w:line="240" w:lineRule="auto"/>
         <w:jc w:val="thaiDistribute"/>
         <w:rPr>
-          <w:rFonts w:ascii="TH SarabunPSK" w:hAnsi="TH SarabunPSK" w:cs="TH SarabunPSK" w:hint="cs"/>
+          <w:rFonts w:ascii="TH SarabunPSK" w:hAnsi="TH SarabunPSK" w:cs="TH SarabunPSK"/>
           <w:b/>
           <w:bCs/>
           <w:sz w:val="32"/>
@@ -2598,7 +2815,7 @@
         </w:numPr>
         <w:spacing w:line="240" w:lineRule="auto"/>
         <w:rPr>
-          <w:rFonts w:ascii="TH SarabunPSK" w:hAnsi="TH SarabunPSK" w:cs="TH SarabunPSK" w:hint="cs"/>
+          <w:rFonts w:ascii="TH SarabunPSK" w:hAnsi="TH SarabunPSK" w:cs="TH SarabunPSK"/>
           <w:sz w:val="32"/>
           <w:szCs w:val="32"/>
         </w:rPr>
@@ -2946,7 +3163,7 @@
         </w:numPr>
         <w:spacing w:line="240" w:lineRule="auto"/>
         <w:rPr>
-          <w:rFonts w:ascii="TH SarabunPSK" w:hAnsi="TH SarabunPSK" w:cs="TH SarabunPSK" w:hint="cs"/>
+          <w:rFonts w:ascii="TH SarabunPSK" w:hAnsi="TH SarabunPSK" w:cs="TH SarabunPSK"/>
           <w:sz w:val="32"/>
           <w:szCs w:val="32"/>
         </w:rPr>
@@ -3055,7 +3272,7 @@
         </w:numPr>
         <w:spacing w:line="240" w:lineRule="auto"/>
         <w:rPr>
-          <w:rFonts w:ascii="TH SarabunPSK" w:hAnsi="TH SarabunPSK" w:cs="TH SarabunPSK" w:hint="cs"/>
+          <w:rFonts w:ascii="TH SarabunPSK" w:hAnsi="TH SarabunPSK" w:cs="TH SarabunPSK"/>
           <w:sz w:val="32"/>
           <w:szCs w:val="32"/>
         </w:rPr>
@@ -3366,7 +3583,7 @@
       <w:pPr>
         <w:spacing w:line="240" w:lineRule="auto"/>
         <w:rPr>
-          <w:rFonts w:ascii="TH SarabunPSK" w:hAnsi="TH SarabunPSK" w:cs="TH SarabunPSK" w:hint="cs"/>
+          <w:rFonts w:ascii="TH SarabunPSK" w:hAnsi="TH SarabunPSK" w:cs="TH SarabunPSK"/>
           <w:b/>
           <w:bCs/>
           <w:sz w:val="32"/>
@@ -3892,7 +4109,7 @@
     <w:p>
       <w:pPr>
         <w:rPr>
-          <w:rFonts w:ascii="TH SarabunPSK" w:hAnsi="TH SarabunPSK" w:cs="TH SarabunPSK" w:hint="cs"/>
+          <w:rFonts w:ascii="TH SarabunPSK" w:hAnsi="TH SarabunPSK" w:cs="TH SarabunPSK"/>
           <w:sz w:val="32"/>
           <w:szCs w:val="32"/>
         </w:rPr>
@@ -4277,7 +4494,7 @@
     <w:p>
       <w:pPr>
         <w:rPr>
-          <w:rFonts w:ascii="TH SarabunPSK" w:hAnsi="TH SarabunPSK" w:cs="TH SarabunPSK" w:hint="cs"/>
+          <w:rFonts w:ascii="TH SarabunPSK" w:hAnsi="TH SarabunPSK" w:cs="TH SarabunPSK"/>
           <w:sz w:val="32"/>
           <w:szCs w:val="32"/>
         </w:rPr>
@@ -4294,7 +4511,7 @@
 </file>
 
 <file path=word/numbering.xml><?xml version="1.0" encoding="utf-8"?>
-<w:numbering xmlns:wpc="http://schemas.microsoft.com/office/word/2010/wordprocessingCanvas" xmlns:cx="http://schemas.microsoft.com/office/drawing/2014/chartex" xmlns:cx1="http://schemas.microsoft.com/office/drawing/2015/9/8/chartex" xmlns:cx2="http://schemas.microsoft.com/office/drawing/2015/10/21/chartex" xmlns:cx3="http://schemas.microsoft.com/office/drawing/2016/5/9/chartex" xmlns:cx4="http://schemas.microsoft.com/office/drawing/2016/5/10/chartex" xmlns:cx5="http://schemas.microsoft.com/office/drawing/2016/5/11/chartex" xmlns:cx6="http://schemas.microsoft.com/office/drawing/2016/5/12/chartex" xmlns:cx7="http://schemas.microsoft.com/office/drawing/2016/5/13/chartex" xmlns:cx8="http://schemas.microsoft.com/office/drawing/2016/5/14/chartex" xmlns:mc="http://schemas.openxmlformats.org/markup-compatibility/2006" xmlns:aink="http://schemas.microsoft.com/office/drawing/2016/ink" xmlns:am3d="http://schemas.microsoft.com/office/drawing/2017/model3d" xmlns:o="urn:schemas-microsoft-com:office:office" xmlns:oel="http://schemas.microsoft.com/office/2019/extlst" xmlns:r="http://schemas.openxmlformats.org/officeDocument/2006/relationships" xmlns:m="http://schemas.openxmlformats.org/officeDocument/2006/math" xmlns:v="urn:schemas-microsoft-com:vml" xmlns:wp14="http://schemas.microsoft.com/office/word/2010/wordprocessingDrawing" xmlns:wp="http://schemas.openxmlformats.org/drawingml/2006/wordprocessingDrawing" xmlns:w10="urn:schemas-microsoft-com:office:word" xmlns:w="http://schemas.openxmlformats.org/wordprocessingml/2006/main" xmlns:w14="http://schemas.microsoft.com/office/word/2010/wordml" xmlns:w15="http://schemas.microsoft.com/office/word/2012/wordml" xmlns:w16cex="http://schemas.microsoft.com/office/word/2018/wordml/cex" xmlns:w16cid="http://schemas.microsoft.com/office/word/2016/wordml/cid" xmlns:w16="http://schemas.microsoft.com/office/word/2018/wordml" xmlns:w16du="http://schemas.microsoft.com/office/word/2023/wordml/word16du" xmlns:w16sdtdh="http://schemas.microsoft.com/office/word/2020/wordml/sdtdatahash" xmlns:w16sdtfl="http://schemas.microsoft.com/office/word/2024/wordml/sdtformatlock" xmlns:w16se="http://schemas.microsoft.com/office/word/2015/wordml/symex" xmlns:wpg="http://schemas.microsoft.com/office/word/2010/wordprocessingGroup" xmlns:wpi="http://schemas.microsoft.com/office/word/2010/wordprocessingInk" xmlns:wne="http://schemas.microsoft.com/office/word/2006/wordml" xmlns:wps="http://schemas.microsoft.com/office/word/2010/wordprocessingShape" mc:Ignorable="w14 w15 w16se w16cid w16 w16cex w16sdtdh w16sdtfl w16du wp14">
+<w:numbering xmlns:wpc="http://schemas.microsoft.com/office/word/2010/wordprocessingCanvas" xmlns:cx="http://schemas.microsoft.com/office/drawing/2014/chartex" xmlns:cx1="http://schemas.microsoft.com/office/drawing/2015/9/8/chartex" xmlns:cx2="http://schemas.microsoft.com/office/drawing/2015/10/21/chartex" xmlns:cx3="http://schemas.microsoft.com/office/drawing/2016/5/9/chartex" xmlns:cx4="http://schemas.microsoft.com/office/drawing/2016/5/10/chartex" xmlns:cx5="http://schemas.microsoft.com/office/drawing/2016/5/11/chartex" xmlns:cx6="http://schemas.microsoft.com/office/drawing/2016/5/12/chartex" xmlns:cx7="http://schemas.microsoft.com/office/drawing/2016/5/13/chartex" xmlns:cx8="http://schemas.microsoft.com/office/drawing/2016/5/14/chartex" xmlns:mc="http://schemas.openxmlformats.org/markup-compatibility/2006" xmlns:aink="http://schemas.microsoft.com/office/drawing/2016/ink" xmlns:am3d="http://schemas.microsoft.com/office/drawing/2017/model3d" xmlns:o="urn:schemas-microsoft-com:office:office" xmlns:oel="http://schemas.microsoft.com/office/2019/extlst" xmlns:r="http://schemas.openxmlformats.org/officeDocument/2006/relationships" xmlns:m="http://schemas.openxmlformats.org/officeDocument/2006/math" xmlns:v="urn:schemas-microsoft-com:vml" xmlns:wp14="http://schemas.microsoft.com/office/word/2010/wordprocessingDrawing" xmlns:wp="http://schemas.openxmlformats.org/drawingml/2006/wordprocessingDrawing" xmlns:w10="urn:schemas-microsoft-com:office:word" xmlns:w="http://schemas.openxmlformats.org/wordprocessingml/2006/main" xmlns:w14="http://schemas.microsoft.com/office/word/2010/wordml" xmlns:w15="http://schemas.microsoft.com/office/word/2012/wordml" xmlns:w16cei="http://schemas.microsoft.com/office/word/2026/wordml/cei" xmlns:w16cex="http://schemas.microsoft.com/office/word/2018/wordml/cex" xmlns:w16cid="http://schemas.microsoft.com/office/word/2016/wordml/cid" xmlns:w16="http://schemas.microsoft.com/office/word/2018/wordml" xmlns:w16du="http://schemas.microsoft.com/office/word/2023/wordml/word16du" xmlns:w16sdtdh="http://schemas.microsoft.com/office/word/2020/wordml/sdtdatahash" xmlns:w16sdtfl="http://schemas.microsoft.com/office/word/2024/wordml/sdtformatlock" xmlns:w16se="http://schemas.microsoft.com/office/word/2015/wordml/symex" xmlns:wpg="http://schemas.microsoft.com/office/word/2010/wordprocessingGroup" xmlns:wpi="http://schemas.microsoft.com/office/word/2010/wordprocessingInk" xmlns:wne="http://schemas.microsoft.com/office/word/2006/wordml" xmlns:wps="http://schemas.microsoft.com/office/word/2010/wordprocessingShape" mc:Ignorable="w14 w15 w16se w16cid w16 w16cex w16sdtdh w16sdtfl w16du wp14">
   <w:abstractNum w:abstractNumId="0" w15:restartNumberingAfterBreak="0">
     <w:nsid w:val="07D46E5C"/>
     <w:multiLevelType w:val="hybridMultilevel"/>
@@ -6342,17 +6559,19 @@
   <w:abstractNum w:abstractNumId="19" w15:restartNumberingAfterBreak="0">
     <w:nsid w:val="75324E82"/>
     <w:multiLevelType w:val="hybridMultilevel"/>
-    <w:tmpl w:val="3C7A6C4A"/>
-    <w:lvl w:ilvl="0" w:tplc="FF784CAE">
+    <w:tmpl w:val="77A6ACD0"/>
+    <w:lvl w:ilvl="0" w:tplc="348ADC6E">
       <w:start w:val="1"/>
       <w:numFmt w:val="decimal"/>
       <w:lvlText w:val="%1."/>
       <w:lvlJc w:val="left"/>
       <w:pPr>
-        <w:ind w:left="1080" w:hanging="360"/>
+        <w:ind w:left="360" w:hanging="360"/>
       </w:pPr>
       <w:rPr>
         <w:rFonts w:hint="default"/>
+        <w:b/>
+        <w:bCs/>
       </w:rPr>
     </w:lvl>
     <w:lvl w:ilvl="1" w:tplc="04090019">
@@ -6361,7 +6580,7 @@
       <w:lvlText w:val="%2."/>
       <w:lvlJc w:val="left"/>
       <w:pPr>
-        <w:ind w:left="1800" w:hanging="360"/>
+        <w:ind w:left="1517" w:hanging="360"/>
       </w:pPr>
     </w:lvl>
     <w:lvl w:ilvl="2" w:tplc="0409001B" w:tentative="1">
@@ -6370,7 +6589,7 @@
       <w:lvlText w:val="%3."/>
       <w:lvlJc w:val="right"/>
       <w:pPr>
-        <w:ind w:left="2520" w:hanging="180"/>
+        <w:ind w:left="2237" w:hanging="180"/>
       </w:pPr>
     </w:lvl>
     <w:lvl w:ilvl="3" w:tplc="0409000F" w:tentative="1">
@@ -6379,7 +6598,7 @@
       <w:lvlText w:val="%4."/>
       <w:lvlJc w:val="left"/>
       <w:pPr>
-        <w:ind w:left="3240" w:hanging="360"/>
+        <w:ind w:left="2957" w:hanging="360"/>
       </w:pPr>
     </w:lvl>
     <w:lvl w:ilvl="4" w:tplc="04090019" w:tentative="1">
@@ -6388,7 +6607,7 @@
       <w:lvlText w:val="%5."/>
       <w:lvlJc w:val="left"/>
       <w:pPr>
-        <w:ind w:left="3960" w:hanging="360"/>
+        <w:ind w:left="3677" w:hanging="360"/>
       </w:pPr>
     </w:lvl>
     <w:lvl w:ilvl="5" w:tplc="0409001B" w:tentative="1">
@@ -6397,7 +6616,7 @@
       <w:lvlText w:val="%6."/>
       <w:lvlJc w:val="right"/>
       <w:pPr>
-        <w:ind w:left="4680" w:hanging="180"/>
+        <w:ind w:left="4397" w:hanging="180"/>
       </w:pPr>
     </w:lvl>
     <w:lvl w:ilvl="6" w:tplc="0409000F" w:tentative="1">
@@ -6406,7 +6625,7 @@
       <w:lvlText w:val="%7."/>
       <w:lvlJc w:val="left"/>
       <w:pPr>
-        <w:ind w:left="5400" w:hanging="360"/>
+        <w:ind w:left="5117" w:hanging="360"/>
       </w:pPr>
     </w:lvl>
     <w:lvl w:ilvl="7" w:tplc="04090019" w:tentative="1">
@@ -6415,7 +6634,7 @@
       <w:lvlText w:val="%8."/>
       <w:lvlJc w:val="left"/>
       <w:pPr>
-        <w:ind w:left="6120" w:hanging="360"/>
+        <w:ind w:left="5837" w:hanging="360"/>
       </w:pPr>
     </w:lvl>
     <w:lvl w:ilvl="8" w:tplc="0409001B" w:tentative="1">
@@ -6424,7 +6643,7 @@
       <w:lvlText w:val="%9."/>
       <w:lvlJc w:val="right"/>
       <w:pPr>
-        <w:ind w:left="6840" w:hanging="180"/>
+        <w:ind w:left="6557" w:hanging="180"/>
       </w:pPr>
     </w:lvl>
   </w:abstractNum>
@@ -7094,6 +7313,7 @@
   <w:style w:type="character" w:default="1" w:styleId="DefaultParagraphFont">
     <w:name w:val="Default Paragraph Font"/>
     <w:uiPriority w:val="1"/>
+    <w:semiHidden/>
     <w:unhideWhenUsed/>
   </w:style>
   <w:style w:type="table" w:default="1" w:styleId="TableNormal">
